--- a/data/tham-khao/uc-03/tc06-chenh-lech-quyet-toan-ghi-sai/report_hoan_ung.docx
+++ b/data/tham-khao/uc-03/tc06-chenh-lech-quyet-toan-ghi-sai/report_hoan_ung.docx
@@ -17,12 +17,6 @@
           <w:tcPr>
             <w:tcW w:type="dxa" w:w="5298"/>
             <w:vAlign w:val="center"/>
-            <w:tcMar>
-              <w:top w:w="90" w:type="dxa"/>
-              <w:start w:w="90" w:type="dxa"/>
-              <w:bottom w:w="90" w:type="dxa"/>
-              <w:end w:w="90" w:type="dxa"/>
-            </w:tcMar>
           </w:tcPr>
           <w:p>
             <w:pPr>
@@ -32,9 +26,8 @@
             <w:r/>
             <w:r>
               <w:rPr>
-                <w:rFonts w:ascii="Times New Roman" w:hAnsi="Times New Roman" w:eastAsia="Times New Roman"/>
+                <w:rFonts w:ascii="Times New Roman" w:hAnsi="Times New Roman"/>
                 <w:b/>
-                <w:color w:val="000000"/>
                 <w:sz w:val="20"/>
               </w:rPr>
               <w:t>CÔNG TY TNHH GIẢI PHÁP CÔNG NGHỆ AN THỊNH</w:t>
@@ -45,12 +38,6 @@
           <w:tcPr>
             <w:tcW w:type="dxa" w:w="5298"/>
             <w:vAlign w:val="center"/>
-            <w:tcMar>
-              <w:top w:w="90" w:type="dxa"/>
-              <w:start w:w="90" w:type="dxa"/>
-              <w:bottom w:w="90" w:type="dxa"/>
-              <w:end w:w="90" w:type="dxa"/>
-            </w:tcMar>
           </w:tcPr>
           <w:p>
             <w:pPr>
@@ -60,9 +47,8 @@
             <w:r/>
             <w:r>
               <w:rPr>
-                <w:rFonts w:ascii="Times New Roman" w:hAnsi="Times New Roman" w:eastAsia="Times New Roman"/>
+                <w:rFonts w:ascii="Times New Roman" w:hAnsi="Times New Roman"/>
                 <w:b/>
-                <w:color w:val="000000"/>
                 <w:sz w:val="20"/>
               </w:rPr>
               <w:t>CỘNG HÒA XÃ HỘI CHỦ NGHĨA VIỆT NAM</w:t>
@@ -75,7 +61,6 @@
     </w:tbl>
     <w:p>
       <w:pPr>
-        <w:spacing w:after="80"/>
         <w:jc w:val="right"/>
       </w:pPr>
       <w:r>
@@ -84,7 +69,6 @@
     </w:p>
     <w:p>
       <w:pPr>
-        <w:spacing w:after="40"/>
         <w:jc w:val="center"/>
       </w:pPr>
       <w:r>
@@ -97,14 +81,13 @@
     </w:p>
     <w:p>
       <w:pPr>
-        <w:spacing w:after="120"/>
         <w:jc w:val="center"/>
       </w:pPr>
       <w:r>
         <w:rPr>
           <w:i/>
         </w:rPr>
-        <w:t>Về việc: Chi phí tiếp khách phục vụ dự án Nâng cấp văn phòng 2026</w:t>
+        <w:t>Về việc: Chi phí tiếp khách đoàn kiểm toán hệ thống an toàn thông tin</w:t>
       </w:r>
     </w:p>
     <w:p>
@@ -118,9 +101,6 @@
         <w:t xml:space="preserve">Kính gửi: </w:t>
       </w:r>
       <w:r>
-        <w:rPr>
-          <w:b w:val="0"/>
-        </w:rPr>
         <w:t>Ban Giám đốc CÔNG TY TNHH GIẢI PHÁP CÔNG NGHỆ AN THỊNH</w:t>
       </w:r>
     </w:p>
@@ -135,9 +115,6 @@
         <w:t xml:space="preserve">Người đề nghị: </w:t>
       </w:r>
       <w:r>
-        <w:rPr>
-          <w:b w:val="0"/>
-        </w:rPr>
         <w:t>NGUYỄN MINH AN</w:t>
       </w:r>
     </w:p>
@@ -152,9 +129,6 @@
         <w:t xml:space="preserve">Chức vụ: </w:t>
       </w:r>
       <w:r>
-        <w:rPr>
-          <w:b w:val="0"/>
-        </w:rPr>
         <w:t>Nhân viên</w:t>
       </w:r>
     </w:p>
@@ -169,9 +143,6 @@
         <w:t xml:space="preserve">Bộ phận: </w:t>
       </w:r>
       <w:r>
-        <w:rPr>
-          <w:b w:val="0"/>
-        </w:rPr>
         <w:t>Hành chính nhân sự</w:t>
       </w:r>
     </w:p>
@@ -186,10 +157,7 @@
         <w:t xml:space="preserve">Nội dung: </w:t>
       </w:r>
       <w:r>
-        <w:rPr>
-          <w:b w:val="0"/>
-        </w:rPr>
-        <w:t>Chi phí tiếp khách phục vụ dự án Nâng cấp văn phòng 2026</w:t>
+        <w:t>Chi phí tiếp khách đoàn kiểm toán hệ thống an toàn thông tin</w:t>
       </w:r>
     </w:p>
     <w:tbl>
@@ -207,20 +175,10 @@
         <w:gridCol w:w="2119"/>
       </w:tblGrid>
       <w:tr>
-        <w:trPr>
-          <w:tblHeader w:val="true"/>
-        </w:trPr>
         <w:tc>
           <w:tcPr>
             <w:tcW w:type="dxa" w:w="567"/>
-            <w:shd w:fill="D9EAF2"/>
             <w:vAlign w:val="center"/>
-            <w:tcMar>
-              <w:top w:w="90" w:type="dxa"/>
-              <w:start w:w="90" w:type="dxa"/>
-              <w:bottom w:w="90" w:type="dxa"/>
-              <w:end w:w="90" w:type="dxa"/>
-            </w:tcMar>
           </w:tcPr>
           <w:p>
             <w:pPr>
@@ -230,9 +188,8 @@
             <w:r/>
             <w:r>
               <w:rPr>
-                <w:rFonts w:ascii="Times New Roman" w:hAnsi="Times New Roman" w:eastAsia="Times New Roman"/>
+                <w:rFonts w:ascii="Times New Roman" w:hAnsi="Times New Roman"/>
                 <w:b/>
-                <w:color w:val="000000"/>
                 <w:sz w:val="18"/>
               </w:rPr>
               <w:t>STT</w:t>
@@ -242,14 +199,7 @@
         <w:tc>
           <w:tcPr>
             <w:tcW w:type="dxa" w:w="3572"/>
-            <w:shd w:fill="D9EAF2"/>
             <w:vAlign w:val="center"/>
-            <w:tcMar>
-              <w:top w:w="90" w:type="dxa"/>
-              <w:start w:w="90" w:type="dxa"/>
-              <w:bottom w:w="90" w:type="dxa"/>
-              <w:end w:w="90" w:type="dxa"/>
-            </w:tcMar>
           </w:tcPr>
           <w:p>
             <w:pPr>
@@ -259,9 +209,8 @@
             <w:r/>
             <w:r>
               <w:rPr>
-                <w:rFonts w:ascii="Times New Roman" w:hAnsi="Times New Roman" w:eastAsia="Times New Roman"/>
+                <w:rFonts w:ascii="Times New Roman" w:hAnsi="Times New Roman"/>
                 <w:b/>
-                <w:color w:val="000000"/>
                 <w:sz w:val="18"/>
               </w:rPr>
               <w:t>NỘI DUNG</w:t>
@@ -271,14 +220,7 @@
         <w:tc>
           <w:tcPr>
             <w:tcW w:type="dxa" w:w="1474"/>
-            <w:shd w:fill="D9EAF2"/>
             <w:vAlign w:val="center"/>
-            <w:tcMar>
-              <w:top w:w="90" w:type="dxa"/>
-              <w:start w:w="90" w:type="dxa"/>
-              <w:bottom w:w="90" w:type="dxa"/>
-              <w:end w:w="90" w:type="dxa"/>
-            </w:tcMar>
           </w:tcPr>
           <w:p>
             <w:pPr>
@@ -288,9 +230,8 @@
             <w:r/>
             <w:r>
               <w:rPr>
-                <w:rFonts w:ascii="Times New Roman" w:hAnsi="Times New Roman" w:eastAsia="Times New Roman"/>
+                <w:rFonts w:ascii="Times New Roman" w:hAnsi="Times New Roman"/>
                 <w:b/>
-                <w:color w:val="000000"/>
                 <w:sz w:val="18"/>
               </w:rPr>
               <w:t>HÓA ĐƠN</w:t>
@@ -300,14 +241,7 @@
         <w:tc>
           <w:tcPr>
             <w:tcW w:type="dxa" w:w="1871"/>
-            <w:shd w:fill="D9EAF2"/>
             <w:vAlign w:val="center"/>
-            <w:tcMar>
-              <w:top w:w="90" w:type="dxa"/>
-              <w:start w:w="90" w:type="dxa"/>
-              <w:bottom w:w="90" w:type="dxa"/>
-              <w:end w:w="90" w:type="dxa"/>
-            </w:tcMar>
           </w:tcPr>
           <w:p>
             <w:pPr>
@@ -317,9 +251,8 @@
             <w:r/>
             <w:r>
               <w:rPr>
-                <w:rFonts w:ascii="Times New Roman" w:hAnsi="Times New Roman" w:eastAsia="Times New Roman"/>
+                <w:rFonts w:ascii="Times New Roman" w:hAnsi="Times New Roman"/>
                 <w:b/>
-                <w:color w:val="000000"/>
                 <w:sz w:val="18"/>
               </w:rPr>
               <w:t>SỐ TIỀN (VND)</w:t>
@@ -329,14 +262,7 @@
         <w:tc>
           <w:tcPr>
             <w:tcW w:type="dxa" w:w="2041"/>
-            <w:shd w:fill="D9EAF2"/>
             <w:vAlign w:val="center"/>
-            <w:tcMar>
-              <w:top w:w="90" w:type="dxa"/>
-              <w:start w:w="90" w:type="dxa"/>
-              <w:bottom w:w="90" w:type="dxa"/>
-              <w:end w:w="90" w:type="dxa"/>
-            </w:tcMar>
           </w:tcPr>
           <w:p>
             <w:pPr>
@@ -346,9 +272,8 @@
             <w:r/>
             <w:r>
               <w:rPr>
-                <w:rFonts w:ascii="Times New Roman" w:hAnsi="Times New Roman" w:eastAsia="Times New Roman"/>
+                <w:rFonts w:ascii="Times New Roman" w:hAnsi="Times New Roman"/>
                 <w:b/>
-                <w:color w:val="000000"/>
                 <w:sz w:val="18"/>
               </w:rPr>
               <w:t>GHI CHÚ</w:t>
@@ -361,12 +286,6 @@
           <w:tcPr>
             <w:tcW w:type="dxa" w:w="2119"/>
             <w:vAlign w:val="center"/>
-            <w:tcMar>
-              <w:top w:w="90" w:type="dxa"/>
-              <w:start w:w="90" w:type="dxa"/>
-              <w:bottom w:w="90" w:type="dxa"/>
-              <w:end w:w="90" w:type="dxa"/>
-            </w:tcMar>
           </w:tcPr>
           <w:p>
             <w:pPr>
@@ -376,9 +295,8 @@
             <w:r/>
             <w:r>
               <w:rPr>
-                <w:rFonts w:ascii="Times New Roman" w:hAnsi="Times New Roman" w:eastAsia="Times New Roman"/>
+                <w:rFonts w:ascii="Times New Roman" w:hAnsi="Times New Roman"/>
                 <w:b w:val="0"/>
-                <w:color w:val="000000"/>
                 <w:sz w:val="18"/>
               </w:rPr>
               <w:t>1</w:t>
@@ -389,12 +307,6 @@
           <w:tcPr>
             <w:tcW w:type="dxa" w:w="2119"/>
             <w:vAlign w:val="center"/>
-            <w:tcMar>
-              <w:top w:w="90" w:type="dxa"/>
-              <w:start w:w="90" w:type="dxa"/>
-              <w:bottom w:w="90" w:type="dxa"/>
-              <w:end w:w="90" w:type="dxa"/>
-            </w:tcMar>
           </w:tcPr>
           <w:p>
             <w:pPr>
@@ -404,12 +316,11 @@
             <w:r/>
             <w:r>
               <w:rPr>
-                <w:rFonts w:ascii="Times New Roman" w:hAnsi="Times New Roman" w:eastAsia="Times New Roman"/>
+                <w:rFonts w:ascii="Times New Roman" w:hAnsi="Times New Roman"/>
                 <w:b w:val="0"/>
-                <w:color w:val="000000"/>
                 <w:sz w:val="18"/>
               </w:rPr>
-              <w:t>Chi phí tiếp khách phục vụ dự án Nâng cấp văn phòng 2026</w:t>
+              <w:t>Chi phí tiếp khách đoàn kiểm toán hệ thống an toàn thông tin</w:t>
             </w:r>
           </w:p>
         </w:tc>
@@ -417,12 +328,6 @@
           <w:tcPr>
             <w:tcW w:type="dxa" w:w="2119"/>
             <w:vAlign w:val="center"/>
-            <w:tcMar>
-              <w:top w:w="90" w:type="dxa"/>
-              <w:start w:w="90" w:type="dxa"/>
-              <w:bottom w:w="90" w:type="dxa"/>
-              <w:end w:w="90" w:type="dxa"/>
-            </w:tcMar>
           </w:tcPr>
           <w:p>
             <w:pPr>
@@ -432,9 +337,8 @@
             <w:r/>
             <w:r>
               <w:rPr>
-                <w:rFonts w:ascii="Times New Roman" w:hAnsi="Times New Roman" w:eastAsia="Times New Roman"/>
+                <w:rFonts w:ascii="Times New Roman" w:hAnsi="Times New Roman"/>
                 <w:b w:val="0"/>
-                <w:color w:val="000000"/>
                 <w:sz w:val="18"/>
               </w:rPr>
               <w:t>00000601</w:t>
@@ -445,12 +349,6 @@
           <w:tcPr>
             <w:tcW w:type="dxa" w:w="2119"/>
             <w:vAlign w:val="center"/>
-            <w:tcMar>
-              <w:top w:w="90" w:type="dxa"/>
-              <w:start w:w="90" w:type="dxa"/>
-              <w:bottom w:w="90" w:type="dxa"/>
-              <w:end w:w="90" w:type="dxa"/>
-            </w:tcMar>
           </w:tcPr>
           <w:p>
             <w:pPr>
@@ -460,12 +358,11 @@
             <w:r/>
             <w:r>
               <w:rPr>
-                <w:rFonts w:ascii="Times New Roman" w:hAnsi="Times New Roman" w:eastAsia="Times New Roman"/>
+                <w:rFonts w:ascii="Times New Roman" w:hAnsi="Times New Roman"/>
                 <w:b w:val="0"/>
-                <w:color w:val="000000"/>
                 <w:sz w:val="18"/>
               </w:rPr>
-              <w:t>3.240.000</w:t>
+              <w:t>2.970.000</w:t>
             </w:r>
           </w:p>
         </w:tc>
@@ -473,12 +370,6 @@
           <w:tcPr>
             <w:tcW w:type="dxa" w:w="2119"/>
             <w:vAlign w:val="center"/>
-            <w:tcMar>
-              <w:top w:w="90" w:type="dxa"/>
-              <w:start w:w="90" w:type="dxa"/>
-              <w:bottom w:w="90" w:type="dxa"/>
-              <w:end w:w="90" w:type="dxa"/>
-            </w:tcMar>
           </w:tcPr>
           <w:p>
             <w:pPr>
@@ -488,9 +379,8 @@
             <w:r/>
             <w:r>
               <w:rPr>
-                <w:rFonts w:ascii="Times New Roman" w:hAnsi="Times New Roman" w:eastAsia="Times New Roman"/>
+                <w:rFonts w:ascii="Times New Roman" w:hAnsi="Times New Roman"/>
                 <w:b w:val="0"/>
-                <w:color w:val="000000"/>
                 <w:sz w:val="18"/>
               </w:rPr>
               <w:t>Đính kèm hóa đơn điện tử</w:t>
@@ -504,12 +394,6 @@
             <w:tcW w:type="dxa" w:w="6357"/>
             <w:gridSpan w:val="3"/>
             <w:vAlign w:val="center"/>
-            <w:tcMar>
-              <w:top w:w="90" w:type="dxa"/>
-              <w:start w:w="90" w:type="dxa"/>
-              <w:bottom w:w="90" w:type="dxa"/>
-              <w:end w:w="90" w:type="dxa"/>
-            </w:tcMar>
           </w:tcPr>
           <w:p>
             <w:pPr>
@@ -519,9 +403,8 @@
             <w:r/>
             <w:r>
               <w:rPr>
-                <w:rFonts w:ascii="Times New Roman" w:hAnsi="Times New Roman" w:eastAsia="Times New Roman"/>
+                <w:rFonts w:ascii="Times New Roman" w:hAnsi="Times New Roman"/>
                 <w:b/>
-                <w:color w:val="000000"/>
                 <w:sz w:val="18"/>
               </w:rPr>
               <w:t>Tổng cộng</w:t>
@@ -532,12 +415,6 @@
           <w:tcPr>
             <w:tcW w:type="dxa" w:w="2119"/>
             <w:vAlign w:val="center"/>
-            <w:tcMar>
-              <w:top w:w="90" w:type="dxa"/>
-              <w:start w:w="90" w:type="dxa"/>
-              <w:bottom w:w="90" w:type="dxa"/>
-              <w:end w:w="90" w:type="dxa"/>
-            </w:tcMar>
           </w:tcPr>
           <w:p>
             <w:pPr>
@@ -547,12 +424,11 @@
             <w:r/>
             <w:r>
               <w:rPr>
-                <w:rFonts w:ascii="Times New Roman" w:hAnsi="Times New Roman" w:eastAsia="Times New Roman"/>
+                <w:rFonts w:ascii="Times New Roman" w:hAnsi="Times New Roman"/>
                 <w:b/>
-                <w:color w:val="000000"/>
                 <w:sz w:val="18"/>
               </w:rPr>
-              <w:t>3.240.000</w:t>
+              <w:t>2.970.000</w:t>
             </w:r>
           </w:p>
         </w:tc>
@@ -560,12 +436,6 @@
           <w:tcPr>
             <w:tcW w:type="dxa" w:w="2119"/>
             <w:vAlign w:val="center"/>
-            <w:tcMar>
-              <w:top w:w="90" w:type="dxa"/>
-              <w:start w:w="90" w:type="dxa"/>
-              <w:bottom w:w="90" w:type="dxa"/>
-              <w:end w:w="90" w:type="dxa"/>
-            </w:tcMar>
           </w:tcPr>
           <w:p>
             <w:pPr>
@@ -575,9 +445,8 @@
             <w:r/>
             <w:r>
               <w:rPr>
-                <w:rFonts w:ascii="Times New Roman" w:hAnsi="Times New Roman" w:eastAsia="Times New Roman"/>
+                <w:rFonts w:ascii="Times New Roman" w:hAnsi="Times New Roman"/>
                 <w:b w:val="0"/>
-                <w:color w:val="000000"/>
                 <w:sz w:val="18"/>
               </w:rPr>
             </w:r>
@@ -596,10 +465,7 @@
         <w:t xml:space="preserve">Bằng chữ: </w:t>
       </w:r>
       <w:r>
-        <w:rPr>
-          <w:b w:val="0"/>
-        </w:rPr>
-        <w:t>Ba triệu hai trăm bốn mươi nghìn đồng.</w:t>
+        <w:t>Hai triệu chín trăm bảy mươi nghìn đồng.</w:t>
       </w:r>
     </w:p>
     <w:p>
@@ -613,10 +479,7 @@
         <w:t xml:space="preserve">Số tiền đã tạm ứng: </w:t>
       </w:r>
       <w:r>
-        <w:rPr>
-          <w:b/>
-        </w:rPr>
-        <w:t>4.000.000 đồng</w:t>
+        <w:t>3.800.000 đồng</w:t>
       </w:r>
     </w:p>
     <w:p>
@@ -630,10 +493,7 @@
         <w:t xml:space="preserve">Số tiền nhân viên hoàn trả công ty: </w:t>
       </w:r>
       <w:r>
-        <w:rPr>
-          <w:b/>
-        </w:rPr>
-        <w:t>700.000 đồng</w:t>
+        <w:t>770.000 đồng</w:t>
       </w:r>
     </w:p>
     <w:p>
@@ -647,10 +507,7 @@
         <w:t xml:space="preserve">Bằng chữ: </w:t>
       </w:r>
       <w:r>
-        <w:rPr>
-          <w:b w:val="0"/>
-        </w:rPr>
-        <w:t>Bảy trăm nghìn đồng.</w:t>
+        <w:t>Bảy trăm bảy mươi nghìn đồng.</w:t>
       </w:r>
     </w:p>
     <w:tbl>
@@ -669,12 +526,6 @@
           <w:tcPr>
             <w:tcW w:type="dxa" w:w="3532"/>
             <w:vAlign w:val="center"/>
-            <w:tcMar>
-              <w:top w:w="90" w:type="dxa"/>
-              <w:start w:w="90" w:type="dxa"/>
-              <w:bottom w:w="90" w:type="dxa"/>
-              <w:end w:w="90" w:type="dxa"/>
-            </w:tcMar>
           </w:tcPr>
           <w:p>
             <w:pPr>
@@ -684,9 +535,8 @@
             <w:r/>
             <w:r>
               <w:rPr>
-                <w:rFonts w:ascii="Times New Roman" w:hAnsi="Times New Roman" w:eastAsia="Times New Roman"/>
+                <w:rFonts w:ascii="Times New Roman" w:hAnsi="Times New Roman"/>
                 <w:b/>
-                <w:color w:val="000000"/>
                 <w:sz w:val="18"/>
               </w:rPr>
               <w:t>NGƯỜI ĐỀ NGHỊ HOÀN ỨNG</w:t>
@@ -701,12 +551,6 @@
           <w:tcPr>
             <w:tcW w:type="dxa" w:w="3532"/>
             <w:vAlign w:val="center"/>
-            <w:tcMar>
-              <w:top w:w="90" w:type="dxa"/>
-              <w:start w:w="90" w:type="dxa"/>
-              <w:bottom w:w="90" w:type="dxa"/>
-              <w:end w:w="90" w:type="dxa"/>
-            </w:tcMar>
           </w:tcPr>
           <w:p>
             <w:pPr>
@@ -716,9 +560,8 @@
             <w:r/>
             <w:r>
               <w:rPr>
-                <w:rFonts w:ascii="Times New Roman" w:hAnsi="Times New Roman" w:eastAsia="Times New Roman"/>
+                <w:rFonts w:ascii="Times New Roman" w:hAnsi="Times New Roman"/>
                 <w:b/>
-                <w:color w:val="000000"/>
                 <w:sz w:val="18"/>
               </w:rPr>
               <w:t>KẾ TOÁN</w:t>
@@ -733,12 +576,6 @@
           <w:tcPr>
             <w:tcW w:type="dxa" w:w="3532"/>
             <w:vAlign w:val="center"/>
-            <w:tcMar>
-              <w:top w:w="90" w:type="dxa"/>
-              <w:start w:w="90" w:type="dxa"/>
-              <w:bottom w:w="90" w:type="dxa"/>
-              <w:end w:w="90" w:type="dxa"/>
-            </w:tcMar>
           </w:tcPr>
           <w:p>
             <w:pPr>
@@ -748,9 +585,8 @@
             <w:r/>
             <w:r>
               <w:rPr>
-                <w:rFonts w:ascii="Times New Roman" w:hAnsi="Times New Roman" w:eastAsia="Times New Roman"/>
+                <w:rFonts w:ascii="Times New Roman" w:hAnsi="Times New Roman"/>
                 <w:b/>
-                <w:color w:val="000000"/>
                 <w:sz w:val="18"/>
               </w:rPr>
               <w:t>GIÁM ĐỐC</w:t>
@@ -765,7 +601,7 @@
     </w:tbl>
     <w:sectPr>
       <w:pgSz w:w="12240" w:h="15840"/>
-      <w:pgMar w:top="765" w:right="822" w:bottom="709" w:left="822" w:header="283" w:footer="312" w:gutter="0"/>
+      <w:pgMar w:top="765" w:right="822" w:bottom="709" w:left="822" w:header="720" w:footer="720" w:gutter="0"/>
       <w:cols w:space="720"/>
       <w:docGrid w:linePitch="360"/>
     </w:sectPr>
@@ -1136,13 +972,6 @@
     <w:name w:val="Normal"/>
     <w:qFormat/>
     <w:rsid w:val="00FC693F"/>
-    <w:pPr>
-      <w:spacing w:after="80"/>
-    </w:pPr>
-    <w:rPr>
-      <w:rFonts w:ascii="Times New Roman" w:hAnsi="Times New Roman" w:eastAsia="Times New Roman"/>
-      <w:sz w:val="21"/>
-    </w:rPr>
   </w:style>
   <w:style w:type="paragraph" w:styleId="Header">
     <w:name w:val="header"/>
